--- a/s02/descargables/S02_ALU_02_Guia_de_uso_Matriz.docx
+++ b/s02/descargables/S02_ALU_02_Guia_de_uso_Matriz.docx
@@ -9591,7 +9591,7 @@
           <w:sz w:val="19"/>
           <w:szCs w:val="19"/>
         </w:rPr>
-        <w:t xml:space="preserve">Los veintitrés factores tienen variable elegida, ninguno en nivel cero, y el grado final está asignado. Y puedes escribir en una línea por qué quedó ahí.</w:t>
+        <w:t xml:space="preserve">Los veintidós factores tienen variable elegida, ninguno en nivel cero, y el grado final está asignado. Y puedes escribir en una línea por qué quedó ahí.</w:t>
       </w:r>
     </w:p>
     <w:p>
@@ -18298,7 +18298,7 @@
           <w:sz w:val="20"/>
           <w:szCs w:val="20"/>
         </w:rPr>
-        <w:t xml:space="preserve"> de cada uno de los 23 factores en su desplegable. No calificas «Alto, Medio o Bajo» a ojo: eliges el supuesto concreto y el nivel lo trae solo de la hoja VARIABLES.</w:t>
+        <w:t xml:space="preserve"> de cada uno de los 22 factores en su desplegable. No calificas «Alto, Medio o Bajo» a ojo: eliges el supuesto concreto y el nivel lo trae solo de la hoja VARIABLES.</w:t>
       </w:r>
     </w:p>
     <w:p>
@@ -18452,7 +18452,7 @@
           <w:sz w:val="19"/>
           <w:szCs w:val="19"/>
         </w:rPr>
-        <w:t xml:space="preserve">Los 23 factores tienen variable elegida, ninguno en nivel cero, y el grado final está asignado.</w:t>
+        <w:t xml:space="preserve">Los 22 factores tienen variable elegida, ninguno en nivel cero, y el grado final está asignado.</w:t>
       </w:r>
     </w:p>
     <w:p>
@@ -18560,7 +18560,7 @@
           <w:sz w:val="19"/>
           <w:szCs w:val="19"/>
         </w:rPr>
-        <w:t xml:space="preserve">Comercializadora de ejemplo, persona moral constituida hace menos de dos años. Inherentes 2.82 · transaccionales 2.98 → calificación </w:t>
+        <w:t xml:space="preserve">Comercializadora de ejemplo, persona moral constituida hace menos de dos años. Inherentes 2.56 · transaccionales 2.98 → calificación </w:t>
       </w:r>
       <w:r>
         <w:rPr>
@@ -18573,7 +18573,7 @@
           <w:sz w:val="19"/>
           <w:szCs w:val="19"/>
         </w:rPr>
-        <w:t xml:space="preserve">2.91 → MEDIO</w:t>
+        <w:t xml:space="preserve">2.79 → MEDIO</w:t>
       </w:r>
       <w:r>
         <w:rPr>

--- a/s02/descargables/S02_ALU_02_Guia_de_uso_Matriz.docx
+++ b/s02/descargables/S02_ALU_02_Guia_de_uso_Matriz.docx
@@ -6381,7 +6381,7 @@
                 <w:sz w:val="18"/>
                 <w:szCs w:val="18"/>
               </w:rPr>
-              <w:t xml:space="preserve">Si tu nivel permite o no la identificación simplificada del Art. 15 del Reglamento</w:t>
+              <w:t xml:space="preserve">Si tu nivel cumple la condición de entidad del Art. 15 del Reglamento. La del Cliente la pone el Art. 17 de las Reglas y hacen falta las dos</w:t>
             </w:r>
           </w:p>
         </w:tc>
@@ -13549,7 +13549,7 @@
                 <w:sz w:val="18"/>
                 <w:szCs w:val="18"/>
               </w:rPr>
-              <w:t xml:space="preserve">Un expediente más ligero. Sólo proceden si tu entidad es de riesgo bajo, no si el cliente lo es</w:t>
+              <w:t xml:space="preserve">Un expediente más ligero. Sólo proceden si se cumplen las dos condiciones: el Cliente de bajo Riesgo por el Art. 17 de las Reglas, y tu entidad de bajo riesgo por el Art. 15 del Reglamento</w:t>
             </w:r>
           </w:p>
         </w:tc>
